--- a/wing images/Landmark interpretation.docx
+++ b/wing images/Landmark interpretation.docx
@@ -2,6 +2,578 @@
 <file path=word/document.xml><?xml version="1.0" encoding="utf-8"?>
 <w:document xmlns:wpc="http://schemas.microsoft.com/office/word/2010/wordprocessingCanvas" xmlns:cx="http://schemas.microsoft.com/office/drawing/2014/chartex" xmlns:cx1="http://schemas.microsoft.com/office/drawing/2015/9/8/chartex" xmlns:cx2="http://schemas.microsoft.com/office/drawing/2015/10/21/chartex" xmlns:cx3="http://schemas.microsoft.com/office/drawing/2016/5/9/chartex" xmlns:cx4="http://schemas.microsoft.com/office/drawing/2016/5/10/chartex" xmlns:cx5="http://schemas.microsoft.com/office/drawing/2016/5/11/chartex" xmlns:cx6="http://schemas.microsoft.com/office/drawing/2016/5/12/chartex" xmlns:cx7="http://schemas.microsoft.com/office/drawing/2016/5/13/chartex" xmlns:cx8="http://schemas.microsoft.com/office/drawing/2016/5/14/chartex" xmlns:mc="http://schemas.openxmlformats.org/markup-compatibility/2006" xmlns:m="http://schemas.openxmlformats.org/officeDocument/2006/math" xmlns:aink="http://schemas.microsoft.com/office/drawing/2016/ink" xmlns:am3d="http://schemas.microsoft.com/office/drawing/2017/model3d" xmlns:oel="http://schemas.microsoft.com/office/2019/extlst" xmlns:r="http://schemas.openxmlformats.org/officeDocument/2006/relationships" xmlns:wp14="http://schemas.microsoft.com/office/word/2010/wordprocessingDrawing" xmlns:wp="http://schemas.openxmlformats.org/drawingml/2006/wordprocessingDrawing" xmlns:wpg="http://schemas.microsoft.com/office/word/2010/wordprocessingGroup" xmlns:wpi="http://schemas.microsoft.com/office/word/2010/wordprocessingInk" xmlns:wps="http://schemas.microsoft.com/office/word/2010/wordprocessingShape" xmlns:o="urn:schemas-microsoft-com:office:office" xmlns:v="urn:schemas-microsoft-com:vml" xmlns:w10="urn:schemas-microsoft-com:office:word" xmlns:w="http://schemas.openxmlformats.org/wordprocessingml/2006/main" xmlns:w14="http://schemas.microsoft.com/office/word/2010/wordml" xmlns:w15="http://schemas.microsoft.com/office/word/2012/wordml" xmlns:w16cex="http://schemas.microsoft.com/office/word/2018/wordml/cex" xmlns:w16cid="http://schemas.microsoft.com/office/word/2016/wordml/cid" xmlns:w16="http://schemas.microsoft.com/office/word/2018/wordml" xmlns:w16sdtdh="http://schemas.microsoft.com/office/word/2020/wordml/sdtdatahash" xmlns:w16sdtfl="http://schemas.microsoft.com/office/word/2024/wordml/sdtformatlock" xmlns:w16se="http://schemas.microsoft.com/office/word/2015/wordml/symex" xmlns:w16du="http://schemas.microsoft.com/office/word/2023/wordml/word16du" xmlns:wne="http://schemas.microsoft.com/office/word/2006/wordml" mc:Ignorable="w14 w15 w16se w16cid w16 w16cex w16sdtdh w16sdtfl w16du wp14">
   <w:body>
+    <w:p>
+      <w:pPr>
+        <w:rPr>
+          <w:b/>
+          <w:sz w:val="24"/>
+          <w:szCs w:val="24"/>
+        </w:rPr>
+      </w:pPr>
+      <w:r>
+        <w:rPr>
+          <w:b/>
+          <w:sz w:val="24"/>
+          <w:szCs w:val="24"/>
+        </w:rPr>
+        <w:t>Point</w:t>
+      </w:r>
+      <w:r>
+        <w:rPr>
+          <w:b/>
+          <w:sz w:val="24"/>
+          <w:szCs w:val="24"/>
+        </w:rPr>
+        <w:tab/>
+        <w:t>Anatomical interpretation</w:t>
+      </w:r>
+    </w:p>
+    <w:p>
+      <w:pPr>
+        <w:rPr>
+          <w:b/>
+          <w:sz w:val="24"/>
+          <w:szCs w:val="24"/>
+        </w:rPr>
+      </w:pPr>
+      <w:r>
+        <w:rPr>
+          <w:b/>
+          <w:sz w:val="24"/>
+          <w:szCs w:val="24"/>
+        </w:rPr>
+        <w:t>1</w:t>
+      </w:r>
+      <w:r>
+        <w:rPr>
+          <w:b/>
+          <w:sz w:val="24"/>
+          <w:szCs w:val="24"/>
+        </w:rPr>
+        <w:tab/>
+        <w:t>Basal wing/hinge landmark, approximately at the region bounded by the distal tegula and proximal PVR/PWP</w:t>
+      </w:r>
+    </w:p>
+    <w:p>
+      <w:pPr>
+        <w:rPr>
+          <w:b/>
+          <w:sz w:val="24"/>
+          <w:szCs w:val="24"/>
+        </w:rPr>
+      </w:pPr>
+      <w:r>
+        <w:rPr>
+          <w:b/>
+          <w:sz w:val="24"/>
+          <w:szCs w:val="24"/>
+        </w:rPr>
+        <w:t>2</w:t>
+      </w:r>
+      <w:r>
+        <w:rPr>
+          <w:b/>
+          <w:sz w:val="24"/>
+          <w:szCs w:val="24"/>
+        </w:rPr>
+        <w:tab/>
+        <w:t>Anterior-margin bend near the PCO / basal costal-cell region</w:t>
+      </w:r>
+    </w:p>
+    <w:p>
+      <w:pPr>
+        <w:rPr>
+          <w:b/>
+          <w:sz w:val="24"/>
+          <w:szCs w:val="24"/>
+        </w:rPr>
+      </w:pPr>
+      <w:r>
+        <w:rPr>
+          <w:b/>
+          <w:sz w:val="24"/>
+          <w:szCs w:val="24"/>
+        </w:rPr>
+        <w:t>3</w:t>
+      </w:r>
+      <w:r>
+        <w:rPr>
+          <w:b/>
+          <w:sz w:val="24"/>
+          <w:szCs w:val="24"/>
+        </w:rPr>
+        <w:tab/>
+        <w:t>Humeral crossvein–anterior margin junction</w:t>
+      </w:r>
+    </w:p>
+    <w:p>
+      <w:pPr>
+        <w:rPr>
+          <w:b/>
+          <w:sz w:val="24"/>
+          <w:szCs w:val="24"/>
+        </w:rPr>
+      </w:pPr>
+      <w:r>
+        <w:rPr>
+          <w:b/>
+          <w:sz w:val="24"/>
+          <w:szCs w:val="24"/>
+        </w:rPr>
+        <w:t>4</w:t>
+      </w:r>
+      <w:r>
+        <w:rPr>
+          <w:b/>
+          <w:sz w:val="24"/>
+          <w:szCs w:val="24"/>
+        </w:rPr>
+        <w:tab/>
+        <w:t xml:space="preserve">Distal </w:t>
+      </w:r>
+      <w:proofErr w:type="gramStart"/>
+      <w:r>
+        <w:rPr>
+          <w:b/>
+          <w:sz w:val="24"/>
+          <w:szCs w:val="24"/>
+        </w:rPr>
+        <w:t>tip</w:t>
+      </w:r>
+      <w:proofErr w:type="gramEnd"/>
+      <w:r>
+        <w:rPr>
+          <w:b/>
+          <w:sz w:val="24"/>
+          <w:szCs w:val="24"/>
+        </w:rPr>
+        <w:t xml:space="preserve"> of the pointed projection immediately proximal to the notch at the end of the costal cell</w:t>
+      </w:r>
+    </w:p>
+    <w:p>
+      <w:pPr>
+        <w:rPr>
+          <w:b/>
+          <w:sz w:val="24"/>
+          <w:szCs w:val="24"/>
+        </w:rPr>
+      </w:pPr>
+      <w:r>
+        <w:rPr>
+          <w:b/>
+          <w:sz w:val="24"/>
+          <w:szCs w:val="24"/>
+        </w:rPr>
+        <w:t>5</w:t>
+      </w:r>
+      <w:r>
+        <w:rPr>
+          <w:b/>
+          <w:sz w:val="24"/>
+          <w:szCs w:val="24"/>
+        </w:rPr>
+        <w:tab/>
+        <w:t>Bottom of that notch; vein 1 (L1)–wing margin junction</w:t>
+      </w:r>
+    </w:p>
+    <w:p>
+      <w:pPr>
+        <w:rPr>
+          <w:b/>
+          <w:sz w:val="24"/>
+          <w:szCs w:val="24"/>
+        </w:rPr>
+      </w:pPr>
+      <w:r>
+        <w:rPr>
+          <w:b/>
+          <w:sz w:val="24"/>
+          <w:szCs w:val="24"/>
+        </w:rPr>
+        <w:t>6–11</w:t>
+      </w:r>
+      <w:r>
+        <w:rPr>
+          <w:b/>
+          <w:sz w:val="24"/>
+          <w:szCs w:val="24"/>
+        </w:rPr>
+        <w:tab/>
+      </w:r>
+      <w:proofErr w:type="spellStart"/>
+      <w:r>
+        <w:rPr>
+          <w:b/>
+          <w:sz w:val="24"/>
+          <w:szCs w:val="24"/>
+        </w:rPr>
+        <w:t>Semilandmarks</w:t>
+      </w:r>
+      <w:proofErr w:type="spellEnd"/>
+      <w:r>
+        <w:rPr>
+          <w:b/>
+          <w:sz w:val="24"/>
+          <w:szCs w:val="24"/>
+        </w:rPr>
+        <w:t xml:space="preserve"> along the anterior/costal margin</w:t>
+      </w:r>
+    </w:p>
+    <w:p>
+      <w:pPr>
+        <w:rPr>
+          <w:b/>
+          <w:sz w:val="24"/>
+          <w:szCs w:val="24"/>
+        </w:rPr>
+      </w:pPr>
+      <w:r>
+        <w:rPr>
+          <w:b/>
+          <w:sz w:val="24"/>
+          <w:szCs w:val="24"/>
+        </w:rPr>
+        <w:t>12</w:t>
+      </w:r>
+      <w:r>
+        <w:rPr>
+          <w:b/>
+          <w:sz w:val="24"/>
+          <w:szCs w:val="24"/>
+        </w:rPr>
+        <w:tab/>
+        <w:t>Vein 2 (L2)–wing margin junction</w:t>
+      </w:r>
+    </w:p>
+    <w:p>
+      <w:pPr>
+        <w:rPr>
+          <w:b/>
+          <w:sz w:val="24"/>
+          <w:szCs w:val="24"/>
+        </w:rPr>
+      </w:pPr>
+      <w:r>
+        <w:rPr>
+          <w:b/>
+          <w:sz w:val="24"/>
+          <w:szCs w:val="24"/>
+        </w:rPr>
+        <w:t>13–16</w:t>
+      </w:r>
+      <w:r>
+        <w:rPr>
+          <w:b/>
+          <w:sz w:val="24"/>
+          <w:szCs w:val="24"/>
+        </w:rPr>
+        <w:tab/>
+      </w:r>
+      <w:proofErr w:type="spellStart"/>
+      <w:r>
+        <w:rPr>
+          <w:b/>
+          <w:sz w:val="24"/>
+          <w:szCs w:val="24"/>
+        </w:rPr>
+        <w:t>Semilandmarks</w:t>
+      </w:r>
+      <w:proofErr w:type="spellEnd"/>
+      <w:r>
+        <w:rPr>
+          <w:b/>
+          <w:sz w:val="24"/>
+          <w:szCs w:val="24"/>
+        </w:rPr>
+        <w:t xml:space="preserve"> along the anterior/distal margin</w:t>
+      </w:r>
+    </w:p>
+    <w:p>
+      <w:pPr>
+        <w:rPr>
+          <w:b/>
+          <w:sz w:val="24"/>
+          <w:szCs w:val="24"/>
+        </w:rPr>
+      </w:pPr>
+      <w:r>
+        <w:rPr>
+          <w:b/>
+          <w:sz w:val="24"/>
+          <w:szCs w:val="24"/>
+        </w:rPr>
+        <w:t>17</w:t>
+      </w:r>
+      <w:r>
+        <w:rPr>
+          <w:b/>
+          <w:sz w:val="24"/>
+          <w:szCs w:val="24"/>
+        </w:rPr>
+        <w:tab/>
+        <w:t>Vein 3 (L3)–wing margin junction</w:t>
+      </w:r>
+    </w:p>
+    <w:p>
+      <w:pPr>
+        <w:rPr>
+          <w:b/>
+          <w:sz w:val="24"/>
+          <w:szCs w:val="24"/>
+        </w:rPr>
+      </w:pPr>
+      <w:r>
+        <w:rPr>
+          <w:b/>
+          <w:sz w:val="24"/>
+          <w:szCs w:val="24"/>
+        </w:rPr>
+        <w:t>18–20</w:t>
+      </w:r>
+      <w:r>
+        <w:rPr>
+          <w:b/>
+          <w:sz w:val="24"/>
+          <w:szCs w:val="24"/>
+        </w:rPr>
+        <w:tab/>
+      </w:r>
+      <w:proofErr w:type="spellStart"/>
+      <w:r>
+        <w:rPr>
+          <w:b/>
+          <w:sz w:val="24"/>
+          <w:szCs w:val="24"/>
+        </w:rPr>
+        <w:t>Semilandmarks</w:t>
+      </w:r>
+      <w:proofErr w:type="spellEnd"/>
+      <w:r>
+        <w:rPr>
+          <w:b/>
+          <w:sz w:val="24"/>
+          <w:szCs w:val="24"/>
+        </w:rPr>
+        <w:t xml:space="preserve"> along distal wing margin</w:t>
+      </w:r>
+    </w:p>
+    <w:p>
+      <w:pPr>
+        <w:rPr>
+          <w:b/>
+          <w:sz w:val="24"/>
+          <w:szCs w:val="24"/>
+        </w:rPr>
+      </w:pPr>
+      <w:r>
+        <w:rPr>
+          <w:b/>
+          <w:sz w:val="24"/>
+          <w:szCs w:val="24"/>
+        </w:rPr>
+        <w:t>21</w:t>
+      </w:r>
+      <w:r>
+        <w:rPr>
+          <w:b/>
+          <w:sz w:val="24"/>
+          <w:szCs w:val="24"/>
+        </w:rPr>
+        <w:tab/>
+        <w:t>Vein 4 (L4)–wing margin junction</w:t>
+      </w:r>
+    </w:p>
+    <w:p>
+      <w:pPr>
+        <w:rPr>
+          <w:b/>
+          <w:sz w:val="24"/>
+          <w:szCs w:val="24"/>
+        </w:rPr>
+      </w:pPr>
+      <w:r>
+        <w:rPr>
+          <w:b/>
+          <w:sz w:val="24"/>
+          <w:szCs w:val="24"/>
+        </w:rPr>
+        <w:t>22–26</w:t>
+      </w:r>
+      <w:r>
+        <w:rPr>
+          <w:b/>
+          <w:sz w:val="24"/>
+          <w:szCs w:val="24"/>
+        </w:rPr>
+        <w:tab/>
+      </w:r>
+      <w:proofErr w:type="spellStart"/>
+      <w:r>
+        <w:rPr>
+          <w:b/>
+          <w:sz w:val="24"/>
+          <w:szCs w:val="24"/>
+        </w:rPr>
+        <w:t>Semilandmarks</w:t>
+      </w:r>
+      <w:proofErr w:type="spellEnd"/>
+      <w:r>
+        <w:rPr>
+          <w:b/>
+          <w:sz w:val="24"/>
+          <w:szCs w:val="24"/>
+        </w:rPr>
+        <w:t xml:space="preserve"> along posterior wing margin</w:t>
+      </w:r>
+    </w:p>
+    <w:p>
+      <w:pPr>
+        <w:rPr>
+          <w:b/>
+          <w:sz w:val="24"/>
+          <w:szCs w:val="24"/>
+        </w:rPr>
+      </w:pPr>
+      <w:r>
+        <w:rPr>
+          <w:b/>
+          <w:sz w:val="24"/>
+          <w:szCs w:val="24"/>
+        </w:rPr>
+        <w:t>27</w:t>
+      </w:r>
+      <w:r>
+        <w:rPr>
+          <w:b/>
+          <w:sz w:val="24"/>
+          <w:szCs w:val="24"/>
+        </w:rPr>
+        <w:tab/>
+        <w:t>Vein 5 (L5)–wing margin junction</w:t>
+      </w:r>
+    </w:p>
+    <w:p>
+      <w:pPr>
+        <w:rPr>
+          <w:b/>
+          <w:sz w:val="24"/>
+          <w:szCs w:val="24"/>
+        </w:rPr>
+      </w:pPr>
+      <w:r>
+        <w:rPr>
+          <w:b/>
+          <w:sz w:val="24"/>
+          <w:szCs w:val="24"/>
+        </w:rPr>
+        <w:t>28–36</w:t>
+      </w:r>
+      <w:r>
+        <w:rPr>
+          <w:b/>
+          <w:sz w:val="24"/>
+          <w:szCs w:val="24"/>
+        </w:rPr>
+        <w:tab/>
+      </w:r>
+      <w:proofErr w:type="spellStart"/>
+      <w:r>
+        <w:rPr>
+          <w:b/>
+          <w:sz w:val="24"/>
+          <w:szCs w:val="24"/>
+        </w:rPr>
+        <w:t>Semilandmarks</w:t>
+      </w:r>
+      <w:proofErr w:type="spellEnd"/>
+      <w:r>
+        <w:rPr>
+          <w:b/>
+          <w:sz w:val="24"/>
+          <w:szCs w:val="24"/>
+        </w:rPr>
+        <w:t xml:space="preserve"> along posterior wing margin</w:t>
+      </w:r>
+    </w:p>
+    <w:p>
+      <w:pPr>
+        <w:rPr>
+          <w:b/>
+          <w:sz w:val="24"/>
+          <w:szCs w:val="24"/>
+        </w:rPr>
+      </w:pPr>
+      <w:r>
+        <w:rPr>
+          <w:b/>
+          <w:sz w:val="24"/>
+          <w:szCs w:val="24"/>
+        </w:rPr>
+        <w:t>37</w:t>
+      </w:r>
+      <w:r>
+        <w:rPr>
+          <w:b/>
+          <w:sz w:val="24"/>
+          <w:szCs w:val="24"/>
+        </w:rPr>
+        <w:tab/>
+        <w:t xml:space="preserve">Proximal posterior-margin </w:t>
+      </w:r>
+      <w:proofErr w:type="gramStart"/>
+      <w:r>
+        <w:rPr>
+          <w:b/>
+          <w:sz w:val="24"/>
+          <w:szCs w:val="24"/>
+        </w:rPr>
+        <w:t>landmark</w:t>
+      </w:r>
+      <w:proofErr w:type="gramEnd"/>
+      <w:r>
+        <w:rPr>
+          <w:b/>
+          <w:sz w:val="24"/>
+          <w:szCs w:val="24"/>
+        </w:rPr>
+        <w:t xml:space="preserve"> at the notch between the wing blade and alula, near the proximal end of the axillary-cell region</w:t>
+      </w:r>
+    </w:p>
+    <w:p>
+      <w:pPr>
+        <w:rPr>
+          <w:b/>
+          <w:sz w:val="24"/>
+          <w:szCs w:val="24"/>
+        </w:rPr>
+      </w:pPr>
+    </w:p>
+    <w:p>
+      <w:pPr>
+        <w:rPr>
+          <w:b/>
+          <w:sz w:val="24"/>
+          <w:szCs w:val="24"/>
+        </w:rPr>
+      </w:pPr>
+      <w:r>
+        <w:rPr>
+          <w:b/>
+          <w:sz w:val="24"/>
+          <w:szCs w:val="24"/>
+        </w:rPr>
+        <w:t>Original descriptions from Weber/Harmon</w:t>
+      </w:r>
+    </w:p>
+    <w:p>
+      <w:pPr>
+        <w:rPr>
+          <w:b/>
+          <w:sz w:val="24"/>
+          <w:szCs w:val="24"/>
+        </w:rPr>
+      </w:pPr>
+    </w:p>
     <w:p>
       <w:pPr>
         <w:rPr>
@@ -456,6 +1028,44 @@
     </w:sectPr>
   </w:body>
 </w:document>
+</file>
+
+<file path=word/endnotes.xml><?xml version="1.0" encoding="utf-8"?>
+<w:endnotes xmlns:wpc="http://schemas.microsoft.com/office/word/2010/wordprocessingCanvas" xmlns:cx="http://schemas.microsoft.com/office/drawing/2014/chartex" xmlns:cx1="http://schemas.microsoft.com/office/drawing/2015/9/8/chartex" xmlns:cx2="http://schemas.microsoft.com/office/drawing/2015/10/21/chartex" xmlns:cx3="http://schemas.microsoft.com/office/drawing/2016/5/9/chartex" xmlns:cx4="http://schemas.microsoft.com/office/drawing/2016/5/10/chartex" xmlns:cx5="http://schemas.microsoft.com/office/drawing/2016/5/11/chartex" xmlns:cx6="http://schemas.microsoft.com/office/drawing/2016/5/12/chartex" xmlns:cx7="http://schemas.microsoft.com/office/drawing/2016/5/13/chartex" xmlns:cx8="http://schemas.microsoft.com/office/drawing/2016/5/14/chartex" xmlns:mc="http://schemas.openxmlformats.org/markup-compatibility/2006" xmlns:m="http://schemas.openxmlformats.org/officeDocument/2006/math" xmlns:aink="http://schemas.microsoft.com/office/drawing/2016/ink" xmlns:am3d="http://schemas.microsoft.com/office/drawing/2017/model3d" xmlns:oel="http://schemas.microsoft.com/office/2019/extlst" xmlns:r="http://schemas.openxmlformats.org/officeDocument/2006/relationships" xmlns:wp14="http://schemas.microsoft.com/office/word/2010/wordprocessingDrawing" xmlns:wp="http://schemas.openxmlformats.org/drawingml/2006/wordprocessingDrawing" xmlns:wpg="http://schemas.microsoft.com/office/word/2010/wordprocessingGroup" xmlns:wpi="http://schemas.microsoft.com/office/word/2010/wordprocessingInk" xmlns:wps="http://schemas.microsoft.com/office/word/2010/wordprocessingShape" xmlns:o="urn:schemas-microsoft-com:office:office" xmlns:v="urn:schemas-microsoft-com:vml" xmlns:w10="urn:schemas-microsoft-com:office:word" xmlns:w="http://schemas.openxmlformats.org/wordprocessingml/2006/main" xmlns:w14="http://schemas.microsoft.com/office/word/2010/wordml" xmlns:w15="http://schemas.microsoft.com/office/word/2012/wordml" xmlns:w16cex="http://schemas.microsoft.com/office/word/2018/wordml/cex" xmlns:w16cid="http://schemas.microsoft.com/office/word/2016/wordml/cid" xmlns:w16="http://schemas.microsoft.com/office/word/2018/wordml" xmlns:w16sdtdh="http://schemas.microsoft.com/office/word/2020/wordml/sdtdatahash" xmlns:w16sdtfl="http://schemas.microsoft.com/office/word/2024/wordml/sdtformatlock" xmlns:w16se="http://schemas.microsoft.com/office/word/2015/wordml/symex" xmlns:w16du="http://schemas.microsoft.com/office/word/2023/wordml/word16du" xmlns:wne="http://schemas.microsoft.com/office/word/2006/wordml" mc:Ignorable="w14 w15 w16se w16cid w16 w16cex w16sdtdh w16sdtfl w16du wp14">
+  <w:endnote w:type="separator" w:id="-1">
+    <w:p>
+      <w:r>
+        <w:separator/>
+      </w:r>
+    </w:p>
+  </w:endnote>
+  <w:endnote w:type="continuationSeparator" w:id="0">
+    <w:p>
+      <w:r>
+        <w:continuationSeparator/>
+      </w:r>
+    </w:p>
+  </w:endnote>
+</w:endnotes>
+</file>
+
+<file path=word/footnotes.xml><?xml version="1.0" encoding="utf-8"?>
+<w:footnotes xmlns:wpc="http://schemas.microsoft.com/office/word/2010/wordprocessingCanvas" xmlns:cx="http://schemas.microsoft.com/office/drawing/2014/chartex" xmlns:cx1="http://schemas.microsoft.com/office/drawing/2015/9/8/chartex" xmlns:cx2="http://schemas.microsoft.com/office/drawing/2015/10/21/chartex" xmlns:cx3="http://schemas.microsoft.com/office/drawing/2016/5/9/chartex" xmlns:cx4="http://schemas.microsoft.com/office/drawing/2016/5/10/chartex" xmlns:cx5="http://schemas.microsoft.com/office/drawing/2016/5/11/chartex" xmlns:cx6="http://schemas.microsoft.com/office/drawing/2016/5/12/chartex" xmlns:cx7="http://schemas.microsoft.com/office/drawing/2016/5/13/chartex" xmlns:cx8="http://schemas.microsoft.com/office/drawing/2016/5/14/chartex" xmlns:mc="http://schemas.openxmlformats.org/markup-compatibility/2006" xmlns:m="http://schemas.openxmlformats.org/officeDocument/2006/math" xmlns:aink="http://schemas.microsoft.com/office/drawing/2016/ink" xmlns:am3d="http://schemas.microsoft.com/office/drawing/2017/model3d" xmlns:oel="http://schemas.microsoft.com/office/2019/extlst" xmlns:r="http://schemas.openxmlformats.org/officeDocument/2006/relationships" xmlns:wp14="http://schemas.microsoft.com/office/word/2010/wordprocessingDrawing" xmlns:wp="http://schemas.openxmlformats.org/drawingml/2006/wordprocessingDrawing" xmlns:wpg="http://schemas.microsoft.com/office/word/2010/wordprocessingGroup" xmlns:wpi="http://schemas.microsoft.com/office/word/2010/wordprocessingInk" xmlns:wps="http://schemas.microsoft.com/office/word/2010/wordprocessingShape" xmlns:o="urn:schemas-microsoft-com:office:office" xmlns:v="urn:schemas-microsoft-com:vml" xmlns:w10="urn:schemas-microsoft-com:office:word" xmlns:w="http://schemas.openxmlformats.org/wordprocessingml/2006/main" xmlns:w14="http://schemas.microsoft.com/office/word/2010/wordml" xmlns:w15="http://schemas.microsoft.com/office/word/2012/wordml" xmlns:w16cex="http://schemas.microsoft.com/office/word/2018/wordml/cex" xmlns:w16cid="http://schemas.microsoft.com/office/word/2016/wordml/cid" xmlns:w16="http://schemas.microsoft.com/office/word/2018/wordml" xmlns:w16sdtdh="http://schemas.microsoft.com/office/word/2020/wordml/sdtdatahash" xmlns:w16sdtfl="http://schemas.microsoft.com/office/word/2024/wordml/sdtformatlock" xmlns:w16se="http://schemas.microsoft.com/office/word/2015/wordml/symex" xmlns:w16du="http://schemas.microsoft.com/office/word/2023/wordml/word16du" xmlns:wne="http://schemas.microsoft.com/office/word/2006/wordml" mc:Ignorable="w14 w15 w16se w16cid w16 w16cex w16sdtdh w16sdtfl w16du wp14">
+  <w:footnote w:type="separator" w:id="-1">
+    <w:p>
+      <w:r>
+        <w:separator/>
+      </w:r>
+    </w:p>
+  </w:footnote>
+  <w:footnote w:type="continuationSeparator" w:id="0">
+    <w:p>
+      <w:r>
+        <w:continuationSeparator/>
+      </w:r>
+    </w:p>
+  </w:footnote>
+</w:footnotes>
 </file>
 
 <file path=word/styles.xml><?xml version="1.0" encoding="utf-8"?>
@@ -880,16 +1490,14 @@
     <w:pPr>
       <w:keepNext/>
       <w:keepLines/>
-      <w:spacing w:before="360" w:after="80" w:line="278" w:lineRule="auto"/>
+      <w:spacing w:before="360" w:after="80"/>
       <w:outlineLvl w:val="0"/>
     </w:pPr>
     <w:rPr>
       <w:rFonts w:asciiTheme="majorHAnsi" w:eastAsiaTheme="majorEastAsia" w:hAnsiTheme="majorHAnsi" w:cstheme="majorBidi"/>
       <w:color w:val="0F4761" w:themeColor="accent1" w:themeShade="BF"/>
-      <w:kern w:val="2"/>
       <w:sz w:val="40"/>
       <w:szCs w:val="40"/>
-      <w14:ligatures w14:val="standardContextual"/>
     </w:rPr>
   </w:style>
   <w:style w:type="paragraph" w:styleId="Heading2">
@@ -905,16 +1513,14 @@
     <w:pPr>
       <w:keepNext/>
       <w:keepLines/>
-      <w:spacing w:before="160" w:after="80" w:line="278" w:lineRule="auto"/>
+      <w:spacing w:before="160" w:after="80"/>
       <w:outlineLvl w:val="1"/>
     </w:pPr>
     <w:rPr>
       <w:rFonts w:asciiTheme="majorHAnsi" w:eastAsiaTheme="majorEastAsia" w:hAnsiTheme="majorHAnsi" w:cstheme="majorBidi"/>
       <w:color w:val="0F4761" w:themeColor="accent1" w:themeShade="BF"/>
-      <w:kern w:val="2"/>
       <w:sz w:val="32"/>
       <w:szCs w:val="32"/>
-      <w14:ligatures w14:val="standardContextual"/>
     </w:rPr>
   </w:style>
   <w:style w:type="paragraph" w:styleId="Heading3">
@@ -930,16 +1536,14 @@
     <w:pPr>
       <w:keepNext/>
       <w:keepLines/>
-      <w:spacing w:before="160" w:after="80" w:line="278" w:lineRule="auto"/>
+      <w:spacing w:before="160" w:after="80"/>
       <w:outlineLvl w:val="2"/>
     </w:pPr>
     <w:rPr>
       <w:rFonts w:eastAsiaTheme="majorEastAsia" w:cstheme="majorBidi"/>
       <w:color w:val="0F4761" w:themeColor="accent1" w:themeShade="BF"/>
-      <w:kern w:val="2"/>
       <w:sz w:val="28"/>
       <w:szCs w:val="28"/>
-      <w14:ligatures w14:val="standardContextual"/>
     </w:rPr>
   </w:style>
   <w:style w:type="paragraph" w:styleId="Heading4">
@@ -955,7 +1559,7 @@
     <w:pPr>
       <w:keepNext/>
       <w:keepLines/>
-      <w:spacing w:before="80" w:after="40" w:line="278" w:lineRule="auto"/>
+      <w:spacing w:before="80" w:after="40"/>
       <w:outlineLvl w:val="3"/>
     </w:pPr>
     <w:rPr>
@@ -963,10 +1567,6 @@
       <w:i/>
       <w:iCs/>
       <w:color w:val="0F4761" w:themeColor="accent1" w:themeShade="BF"/>
-      <w:kern w:val="2"/>
-      <w:sz w:val="24"/>
-      <w:szCs w:val="24"/>
-      <w14:ligatures w14:val="standardContextual"/>
     </w:rPr>
   </w:style>
   <w:style w:type="paragraph" w:styleId="Heading5">
@@ -982,16 +1582,12 @@
     <w:pPr>
       <w:keepNext/>
       <w:keepLines/>
-      <w:spacing w:before="80" w:after="40" w:line="278" w:lineRule="auto"/>
+      <w:spacing w:before="80" w:after="40"/>
       <w:outlineLvl w:val="4"/>
     </w:pPr>
     <w:rPr>
       <w:rFonts w:eastAsiaTheme="majorEastAsia" w:cstheme="majorBidi"/>
       <w:color w:val="0F4761" w:themeColor="accent1" w:themeShade="BF"/>
-      <w:kern w:val="2"/>
-      <w:sz w:val="24"/>
-      <w:szCs w:val="24"/>
-      <w14:ligatures w14:val="standardContextual"/>
     </w:rPr>
   </w:style>
   <w:style w:type="paragraph" w:styleId="Heading6">
@@ -1007,7 +1603,7 @@
     <w:pPr>
       <w:keepNext/>
       <w:keepLines/>
-      <w:spacing w:before="40" w:line="278" w:lineRule="auto"/>
+      <w:spacing w:before="40"/>
       <w:outlineLvl w:val="5"/>
     </w:pPr>
     <w:rPr>
@@ -1015,10 +1611,6 @@
       <w:i/>
       <w:iCs/>
       <w:color w:val="595959" w:themeColor="text1" w:themeTint="A6"/>
-      <w:kern w:val="2"/>
-      <w:sz w:val="24"/>
-      <w:szCs w:val="24"/>
-      <w14:ligatures w14:val="standardContextual"/>
     </w:rPr>
   </w:style>
   <w:style w:type="paragraph" w:styleId="Heading7">
@@ -1034,16 +1626,12 @@
     <w:pPr>
       <w:keepNext/>
       <w:keepLines/>
-      <w:spacing w:before="40" w:line="278" w:lineRule="auto"/>
+      <w:spacing w:before="40"/>
       <w:outlineLvl w:val="6"/>
     </w:pPr>
     <w:rPr>
       <w:rFonts w:eastAsiaTheme="majorEastAsia" w:cstheme="majorBidi"/>
       <w:color w:val="595959" w:themeColor="text1" w:themeTint="A6"/>
-      <w:kern w:val="2"/>
-      <w:sz w:val="24"/>
-      <w:szCs w:val="24"/>
-      <w14:ligatures w14:val="standardContextual"/>
     </w:rPr>
   </w:style>
   <w:style w:type="paragraph" w:styleId="Heading8">
@@ -1059,7 +1647,6 @@
     <w:pPr>
       <w:keepNext/>
       <w:keepLines/>
-      <w:spacing w:line="278" w:lineRule="auto"/>
       <w:outlineLvl w:val="7"/>
     </w:pPr>
     <w:rPr>
@@ -1067,10 +1654,6 @@
       <w:i/>
       <w:iCs/>
       <w:color w:val="272727" w:themeColor="text1" w:themeTint="D8"/>
-      <w:kern w:val="2"/>
-      <w:sz w:val="24"/>
-      <w:szCs w:val="24"/>
-      <w14:ligatures w14:val="standardContextual"/>
     </w:rPr>
   </w:style>
   <w:style w:type="paragraph" w:styleId="Heading9">
@@ -1086,16 +1669,11 @@
     <w:pPr>
       <w:keepNext/>
       <w:keepLines/>
-      <w:spacing w:line="278" w:lineRule="auto"/>
       <w:outlineLvl w:val="8"/>
     </w:pPr>
     <w:rPr>
       <w:rFonts w:eastAsiaTheme="majorEastAsia" w:cstheme="majorBidi"/>
       <w:color w:val="272727" w:themeColor="text1" w:themeTint="D8"/>
-      <w:kern w:val="2"/>
-      <w:sz w:val="24"/>
-      <w:szCs w:val="24"/>
-      <w14:ligatures w14:val="standardContextual"/>
     </w:rPr>
   </w:style>
   <w:style w:type="character" w:default="1" w:styleId="DefaultParagraphFont">
@@ -1262,7 +1840,6 @@
       <w:kern w:val="28"/>
       <w:sz w:val="56"/>
       <w:szCs w:val="56"/>
-      <w14:ligatures w14:val="standardContextual"/>
     </w:rPr>
   </w:style>
   <w:style w:type="character" w:customStyle="1" w:styleId="TitleChar">
@@ -1291,16 +1868,13 @@
       <w:numPr>
         <w:ilvl w:val="1"/>
       </w:numPr>
-      <w:spacing w:after="160" w:line="278" w:lineRule="auto"/>
     </w:pPr>
     <w:rPr>
       <w:rFonts w:eastAsiaTheme="majorEastAsia" w:cstheme="majorBidi"/>
       <w:color w:val="595959" w:themeColor="text1" w:themeTint="A6"/>
       <w:spacing w:val="15"/>
-      <w:kern w:val="2"/>
       <w:sz w:val="28"/>
       <w:szCs w:val="28"/>
-      <w14:ligatures w14:val="standardContextual"/>
     </w:rPr>
   </w:style>
   <w:style w:type="character" w:customStyle="1" w:styleId="SubtitleChar">
@@ -1326,17 +1900,13 @@
     <w:qFormat/>
     <w:rsid w:val="00BE0B72"/>
     <w:pPr>
-      <w:spacing w:before="160" w:after="160" w:line="278" w:lineRule="auto"/>
+      <w:spacing w:before="160"/>
       <w:jc w:val="center"/>
     </w:pPr>
     <w:rPr>
       <w:i/>
       <w:iCs/>
       <w:color w:val="404040" w:themeColor="text1" w:themeTint="BF"/>
-      <w:kern w:val="2"/>
-      <w:sz w:val="24"/>
-      <w:szCs w:val="24"/>
-      <w14:ligatures w14:val="standardContextual"/>
     </w:rPr>
   </w:style>
   <w:style w:type="character" w:customStyle="1" w:styleId="QuoteChar">
@@ -1358,16 +1928,9 @@
     <w:qFormat/>
     <w:rsid w:val="00BE0B72"/>
     <w:pPr>
-      <w:spacing w:after="160" w:line="278" w:lineRule="auto"/>
       <w:ind w:left="720"/>
       <w:contextualSpacing/>
     </w:pPr>
-    <w:rPr>
-      <w:kern w:val="2"/>
-      <w:sz w:val="24"/>
-      <w:szCs w:val="24"/>
-      <w14:ligatures w14:val="standardContextual"/>
-    </w:rPr>
   </w:style>
   <w:style w:type="character" w:styleId="IntenseEmphasis">
     <w:name w:val="Intense Emphasis"/>
@@ -1394,7 +1957,7 @@
         <w:top w:val="single" w:sz="4" w:space="10" w:color="0F4761" w:themeColor="accent1" w:themeShade="BF"/>
         <w:bottom w:val="single" w:sz="4" w:space="10" w:color="0F4761" w:themeColor="accent1" w:themeShade="BF"/>
       </w:pBdr>
-      <w:spacing w:before="360" w:after="360" w:line="278" w:lineRule="auto"/>
+      <w:spacing w:before="360" w:after="360"/>
       <w:ind w:left="864" w:right="864"/>
       <w:jc w:val="center"/>
     </w:pPr>
@@ -1402,10 +1965,6 @@
       <w:i/>
       <w:iCs/>
       <w:color w:val="0F4761" w:themeColor="accent1" w:themeShade="BF"/>
-      <w:kern w:val="2"/>
-      <w:sz w:val="24"/>
-      <w:szCs w:val="24"/>
-      <w14:ligatures w14:val="standardContextual"/>
     </w:rPr>
   </w:style>
   <w:style w:type="character" w:customStyle="1" w:styleId="IntenseQuoteChar">
@@ -1432,6 +1991,60 @@
       <w:smallCaps/>
       <w:color w:val="0F4761" w:themeColor="accent1" w:themeShade="BF"/>
       <w:spacing w:val="5"/>
+    </w:rPr>
+  </w:style>
+  <w:style w:type="paragraph" w:styleId="Header">
+    <w:name w:val="header"/>
+    <w:basedOn w:val="Normal"/>
+    <w:link w:val="HeaderChar"/>
+    <w:uiPriority w:val="99"/>
+    <w:unhideWhenUsed/>
+    <w:rsid w:val="00B37017"/>
+    <w:pPr>
+      <w:tabs>
+        <w:tab w:val="center" w:pos="4680"/>
+        <w:tab w:val="right" w:pos="9360"/>
+      </w:tabs>
+    </w:pPr>
+  </w:style>
+  <w:style w:type="character" w:customStyle="1" w:styleId="HeaderChar">
+    <w:name w:val="Header Char"/>
+    <w:basedOn w:val="DefaultParagraphFont"/>
+    <w:link w:val="Header"/>
+    <w:uiPriority w:val="99"/>
+    <w:rsid w:val="00B37017"/>
+    <w:rPr>
+      <w:kern w:val="0"/>
+      <w:sz w:val="22"/>
+      <w:szCs w:val="22"/>
+      <w14:ligatures w14:val="none"/>
+    </w:rPr>
+  </w:style>
+  <w:style w:type="paragraph" w:styleId="Footer">
+    <w:name w:val="footer"/>
+    <w:basedOn w:val="Normal"/>
+    <w:link w:val="FooterChar"/>
+    <w:uiPriority w:val="99"/>
+    <w:unhideWhenUsed/>
+    <w:rsid w:val="00B37017"/>
+    <w:pPr>
+      <w:tabs>
+        <w:tab w:val="center" w:pos="4680"/>
+        <w:tab w:val="right" w:pos="9360"/>
+      </w:tabs>
+    </w:pPr>
+  </w:style>
+  <w:style w:type="character" w:customStyle="1" w:styleId="FooterChar">
+    <w:name w:val="Footer Char"/>
+    <w:basedOn w:val="DefaultParagraphFont"/>
+    <w:link w:val="Footer"/>
+    <w:uiPriority w:val="99"/>
+    <w:rsid w:val="00B37017"/>
+    <w:rPr>
+      <w:kern w:val="0"/>
+      <w:sz w:val="22"/>
+      <w:szCs w:val="22"/>
+      <w14:ligatures w14:val="none"/>
     </w:rPr>
   </w:style>
 </w:styles>
